--- a/backend-exhibits/SharePoint to Google Shared Drive Standard Plan - Standard Included.docx
+++ b/backend-exhibits/SharePoint to Google Shared Drive Standard Plan - Standard Included.docx
@@ -50,7 +50,7 @@
             </w:pPr>
             <w:r>
               <w:rPr>
-                <w:rFonts w:ascii="Arial" w:eastAsia="Arial" w:hAnsi="Arial" w:cs="Arial"/>
+                <w:rFonts w:ascii="Arial" w:hAnsi="Arial" w:cs="Arial" w:eastAsia="Arial"/>
                 <w:b/>
                 <w:sz w:val="21"/>
                 <w:szCs w:val="21"/>
@@ -84,7 +84,7 @@
             </w:pPr>
             <w:r>
               <w:rPr>
-                <w:rFonts w:ascii="Arial" w:eastAsia="Arial" w:hAnsi="Arial" w:cs="Arial"/>
+                <w:rFonts w:ascii="Arial" w:hAnsi="Arial" w:cs="Arial" w:eastAsia="Arial"/>
                 <w:b/>
                 <w:sz w:val="21"/>
                 <w:szCs w:val="21"/>
@@ -113,7 +113,7 @@
             <w:proofErr w:type="spellStart"/>
             <w:r>
               <w:rPr>
-                <w:rFonts w:ascii="Arial" w:eastAsia="Arial" w:hAnsi="Arial" w:cs="Arial"/>
+                <w:rFonts w:ascii="Arial" w:hAnsi="Arial" w:cs="Arial" w:eastAsia="Arial"/>
                 <w:sz w:val="21"/>
                 <w:szCs w:val="21"/>
               </w:rPr>
@@ -122,7 +122,7 @@
             <w:proofErr w:type="spellEnd"/>
             <w:r>
               <w:rPr>
-                <w:rFonts w:ascii="Arial" w:eastAsia="Arial" w:hAnsi="Arial" w:cs="Arial"/>
+                <w:rFonts w:ascii="Arial" w:hAnsi="Arial" w:cs="Arial" w:eastAsia="Arial"/>
                 <w:sz w:val="21"/>
                 <w:szCs w:val="21"/>
               </w:rPr>
@@ -155,7 +155,7 @@
             </w:pPr>
             <w:r>
               <w:rPr>
-                <w:rFonts w:ascii="Arial" w:eastAsia="Arial" w:hAnsi="Arial" w:cs="Arial"/>
+                <w:rFonts w:ascii="Arial" w:hAnsi="Arial" w:cs="Arial" w:eastAsia="Arial"/>
                 <w:b/>
                 <w:sz w:val="21"/>
                 <w:szCs w:val="21"/>
@@ -184,7 +184,7 @@
             </w:pPr>
             <w:r>
               <w:rPr>
-                <w:rFonts w:ascii="Arial" w:eastAsia="Arial" w:hAnsi="Arial" w:cs="Arial"/>
+                <w:rFonts w:ascii="Arial" w:hAnsi="Arial" w:cs="Arial" w:eastAsia="Arial"/>
                 <w:sz w:val="21"/>
                 <w:szCs w:val="21"/>
               </w:rPr>
@@ -217,7 +217,7 @@
             </w:pPr>
             <w:r>
               <w:rPr>
-                <w:rFonts w:ascii="Arial" w:eastAsia="Arial" w:hAnsi="Arial" w:cs="Arial"/>
+                <w:rFonts w:ascii="Arial" w:hAnsi="Arial" w:cs="Arial" w:eastAsia="Arial"/>
                 <w:b/>
                 <w:sz w:val="21"/>
                 <w:szCs w:val="21"/>
@@ -245,7 +245,7 @@
             </w:pPr>
             <w:r>
               <w:rPr>
-                <w:rFonts w:ascii="Arial" w:eastAsia="Arial" w:hAnsi="Arial" w:cs="Arial"/>
+                <w:rFonts w:ascii="Arial" w:hAnsi="Arial" w:cs="Arial" w:eastAsia="Arial"/>
                 <w:sz w:val="21"/>
                 <w:szCs w:val="21"/>
               </w:rPr>
@@ -278,7 +278,7 @@
             </w:pPr>
             <w:r>
               <w:rPr>
-                <w:rFonts w:ascii="Arial" w:eastAsia="Arial" w:hAnsi="Arial" w:cs="Arial"/>
+                <w:rFonts w:ascii="Arial" w:hAnsi="Arial" w:cs="Arial" w:eastAsia="Arial"/>
                 <w:b/>
                 <w:sz w:val="21"/>
                 <w:szCs w:val="21"/>
@@ -307,7 +307,7 @@
             <w:proofErr w:type="spellStart"/>
             <w:r>
               <w:rPr>
-                <w:rFonts w:ascii="Arial" w:eastAsia="Arial" w:hAnsi="Arial" w:cs="Arial"/>
+                <w:rFonts w:ascii="Arial" w:hAnsi="Arial" w:cs="Arial" w:eastAsia="Arial"/>
                 <w:sz w:val="21"/>
                 <w:szCs w:val="21"/>
               </w:rPr>
@@ -316,7 +316,7 @@
             <w:proofErr w:type="spellEnd"/>
             <w:r>
               <w:rPr>
-                <w:rFonts w:ascii="Arial" w:eastAsia="Arial" w:hAnsi="Arial" w:cs="Arial"/>
+                <w:rFonts w:ascii="Arial" w:hAnsi="Arial" w:cs="Arial" w:eastAsia="Arial"/>
                 <w:sz w:val="21"/>
                 <w:szCs w:val="21"/>
               </w:rPr>
@@ -349,7 +349,7 @@
             </w:pPr>
             <w:r>
               <w:rPr>
-                <w:rFonts w:ascii="Arial" w:eastAsia="Arial" w:hAnsi="Arial" w:cs="Arial"/>
+                <w:rFonts w:ascii="Arial" w:hAnsi="Arial" w:cs="Arial" w:eastAsia="Arial"/>
                 <w:b/>
                 <w:sz w:val="21"/>
                 <w:szCs w:val="21"/>
@@ -378,7 +378,7 @@
             <w:proofErr w:type="spellStart"/>
             <w:r>
               <w:rPr>
-                <w:rFonts w:ascii="Arial" w:eastAsia="Arial" w:hAnsi="Arial" w:cs="Arial"/>
+                <w:rFonts w:ascii="Arial" w:hAnsi="Arial" w:cs="Arial" w:eastAsia="Arial"/>
                 <w:sz w:val="21"/>
                 <w:szCs w:val="21"/>
               </w:rPr>
@@ -387,7 +387,7 @@
             <w:proofErr w:type="spellEnd"/>
             <w:r>
               <w:rPr>
-                <w:rFonts w:ascii="Arial" w:eastAsia="Arial" w:hAnsi="Arial" w:cs="Arial"/>
+                <w:rFonts w:ascii="Arial" w:hAnsi="Arial" w:cs="Arial" w:eastAsia="Arial"/>
                 <w:sz w:val="21"/>
                 <w:szCs w:val="21"/>
               </w:rPr>
@@ -421,7 +421,7 @@
             </w:pPr>
             <w:r>
               <w:rPr>
-                <w:rFonts w:ascii="Arial" w:eastAsia="Arial" w:hAnsi="Arial" w:cs="Arial"/>
+                <w:rFonts w:ascii="Arial" w:hAnsi="Arial" w:cs="Arial" w:eastAsia="Arial"/>
                 <w:b/>
                 <w:sz w:val="21"/>
                 <w:szCs w:val="21"/>
@@ -451,7 +451,7 @@
             <w:proofErr w:type="spellStart"/>
             <w:r>
               <w:rPr>
-                <w:rFonts w:ascii="Arial" w:eastAsia="Arial" w:hAnsi="Arial" w:cs="Arial"/>
+                <w:rFonts w:ascii="Arial" w:hAnsi="Arial" w:cs="Arial" w:eastAsia="Arial"/>
                 <w:sz w:val="21"/>
                 <w:szCs w:val="21"/>
               </w:rPr>
@@ -460,7 +460,7 @@
             <w:proofErr w:type="spellEnd"/>
             <w:r>
               <w:rPr>
-                <w:rFonts w:ascii="Arial" w:eastAsia="Arial" w:hAnsi="Arial" w:cs="Arial"/>
+                <w:rFonts w:ascii="Arial" w:hAnsi="Arial" w:cs="Arial" w:eastAsia="Arial"/>
                 <w:sz w:val="21"/>
                 <w:szCs w:val="21"/>
               </w:rPr>
@@ -493,7 +493,7 @@
             </w:pPr>
             <w:r>
               <w:rPr>
-                <w:rFonts w:ascii="Arial" w:eastAsia="Arial" w:hAnsi="Arial" w:cs="Arial"/>
+                <w:rFonts w:ascii="Arial" w:hAnsi="Arial" w:cs="Arial" w:eastAsia="Arial"/>
                 <w:b/>
                 <w:sz w:val="21"/>
                 <w:szCs w:val="21"/>
@@ -522,7 +522,7 @@
             <w:proofErr w:type="spellStart"/>
             <w:r>
               <w:rPr>
-                <w:rFonts w:ascii="Arial" w:eastAsia="Arial" w:hAnsi="Arial" w:cs="Arial"/>
+                <w:rFonts w:ascii="Arial" w:hAnsi="Arial" w:cs="Arial" w:eastAsia="Arial"/>
                 <w:sz w:val="21"/>
                 <w:szCs w:val="21"/>
               </w:rPr>
@@ -531,7 +531,7 @@
             <w:proofErr w:type="spellEnd"/>
             <w:r>
               <w:rPr>
-                <w:rFonts w:ascii="Arial" w:eastAsia="Arial" w:hAnsi="Arial" w:cs="Arial"/>
+                <w:rFonts w:ascii="Arial" w:hAnsi="Arial" w:cs="Arial" w:eastAsia="Arial"/>
                 <w:sz w:val="21"/>
                 <w:szCs w:val="21"/>
               </w:rPr>
@@ -564,7 +564,7 @@
             </w:pPr>
             <w:r>
               <w:rPr>
-                <w:rFonts w:ascii="Arial" w:eastAsia="Arial" w:hAnsi="Arial" w:cs="Arial"/>
+                <w:rFonts w:ascii="Arial" w:hAnsi="Arial" w:cs="Arial" w:eastAsia="Arial"/>
                 <w:b/>
                 <w:sz w:val="21"/>
                 <w:szCs w:val="21"/>
@@ -593,7 +593,7 @@
             <w:proofErr w:type="spellStart"/>
             <w:r>
               <w:rPr>
-                <w:rFonts w:ascii="Arial" w:eastAsia="Arial" w:hAnsi="Arial" w:cs="Arial"/>
+                <w:rFonts w:ascii="Arial" w:hAnsi="Arial" w:cs="Arial" w:eastAsia="Arial"/>
                 <w:sz w:val="21"/>
                 <w:szCs w:val="21"/>
               </w:rPr>
@@ -602,7 +602,7 @@
             <w:proofErr w:type="spellEnd"/>
             <w:r>
               <w:rPr>
-                <w:rFonts w:ascii="Arial" w:eastAsia="Arial" w:hAnsi="Arial" w:cs="Arial"/>
+                <w:rFonts w:ascii="Arial" w:hAnsi="Arial" w:cs="Arial" w:eastAsia="Arial"/>
                 <w:sz w:val="21"/>
                 <w:szCs w:val="21"/>
               </w:rPr>
@@ -635,7 +635,7 @@
             </w:pPr>
             <w:r>
               <w:rPr>
-                <w:rFonts w:ascii="Arial" w:eastAsia="Arial" w:hAnsi="Arial" w:cs="Arial"/>
+                <w:rFonts w:ascii="Arial" w:hAnsi="Arial" w:cs="Arial" w:eastAsia="Arial"/>
                 <w:b/>
                 <w:sz w:val="21"/>
                 <w:szCs w:val="21"/>
@@ -664,7 +664,7 @@
             <w:proofErr w:type="spellStart"/>
             <w:r>
               <w:rPr>
-                <w:rFonts w:ascii="Arial" w:eastAsia="Arial" w:hAnsi="Arial" w:cs="Arial"/>
+                <w:rFonts w:ascii="Arial" w:hAnsi="Arial" w:cs="Arial" w:eastAsia="Arial"/>
                 <w:sz w:val="21"/>
                 <w:szCs w:val="21"/>
               </w:rPr>
@@ -673,7 +673,7 @@
             <w:proofErr w:type="spellEnd"/>
             <w:r>
               <w:rPr>
-                <w:rFonts w:ascii="Arial" w:eastAsia="Arial" w:hAnsi="Arial" w:cs="Arial"/>
+                <w:rFonts w:ascii="Arial" w:hAnsi="Arial" w:cs="Arial" w:eastAsia="Arial"/>
                 <w:sz w:val="21"/>
                 <w:szCs w:val="21"/>
               </w:rPr>
@@ -706,7 +706,7 @@
             </w:pPr>
             <w:r>
               <w:rPr>
-                <w:rFonts w:ascii="Arial" w:eastAsia="Arial" w:hAnsi="Arial" w:cs="Arial"/>
+                <w:rFonts w:ascii="Arial" w:hAnsi="Arial" w:cs="Arial" w:eastAsia="Arial"/>
                 <w:b/>
                 <w:sz w:val="21"/>
                 <w:szCs w:val="21"/>
@@ -734,7 +734,7 @@
             </w:pPr>
             <w:r>
               <w:rPr>
-                <w:rFonts w:ascii="Arial" w:eastAsia="Arial" w:hAnsi="Arial" w:cs="Arial"/>
+                <w:rFonts w:ascii="Arial" w:hAnsi="Arial" w:cs="Arial" w:eastAsia="Arial"/>
                 <w:sz w:val="21"/>
                 <w:szCs w:val="21"/>
               </w:rPr>
@@ -767,7 +767,7 @@
             </w:pPr>
             <w:r>
               <w:rPr>
-                <w:rFonts w:ascii="Arial" w:eastAsia="Arial" w:hAnsi="Arial" w:cs="Arial"/>
+                <w:rFonts w:ascii="Arial" w:hAnsi="Arial" w:cs="Arial" w:eastAsia="Arial"/>
                 <w:b/>
                 <w:sz w:val="21"/>
                 <w:szCs w:val="21"/>
@@ -796,7 +796,7 @@
             </w:pPr>
             <w:r>
               <w:rPr>
-                <w:rFonts w:ascii="Arial" w:eastAsia="Arial" w:hAnsi="Arial" w:cs="Arial"/>
+                <w:rFonts w:ascii="Arial" w:hAnsi="Arial" w:cs="Arial" w:eastAsia="Arial"/>
                 <w:sz w:val="21"/>
                 <w:szCs w:val="21"/>
               </w:rPr>
@@ -829,7 +829,7 @@
             </w:pPr>
             <w:r>
               <w:rPr>
-                <w:rFonts w:ascii="Arial" w:eastAsia="Arial" w:hAnsi="Arial" w:cs="Arial"/>
+                <w:rFonts w:ascii="Arial" w:hAnsi="Arial" w:cs="Arial" w:eastAsia="Arial"/>
                 <w:b/>
                 <w:sz w:val="21"/>
                 <w:szCs w:val="21"/>
@@ -858,7 +858,7 @@
             </w:pPr>
             <w:r>
               <w:rPr>
-                <w:rFonts w:ascii="Arial" w:eastAsia="Arial" w:hAnsi="Arial" w:cs="Arial"/>
+                <w:rFonts w:ascii="Arial" w:hAnsi="Arial" w:cs="Arial" w:eastAsia="Arial"/>
                 <w:sz w:val="21"/>
                 <w:szCs w:val="21"/>
               </w:rPr>
@@ -891,7 +891,7 @@
             </w:pPr>
             <w:r>
               <w:rPr>
-                <w:rFonts w:ascii="Arial" w:eastAsia="Arial" w:hAnsi="Arial" w:cs="Arial"/>
+                <w:rFonts w:ascii="Arial" w:hAnsi="Arial" w:cs="Arial" w:eastAsia="Arial"/>
                 <w:b/>
                 <w:sz w:val="21"/>
                 <w:szCs w:val="21"/>
@@ -919,7 +919,7 @@
             </w:pPr>
             <w:r>
               <w:rPr>
-                <w:rFonts w:ascii="Arial" w:eastAsia="Arial" w:hAnsi="Arial" w:cs="Arial"/>
+                <w:rFonts w:ascii="Arial" w:hAnsi="Arial" w:cs="Arial" w:eastAsia="Arial"/>
                 <w:sz w:val="21"/>
                 <w:szCs w:val="21"/>
               </w:rPr>
@@ -952,7 +952,7 @@
             </w:pPr>
             <w:r>
               <w:rPr>
-                <w:rFonts w:ascii="Arial" w:eastAsia="Arial" w:hAnsi="Arial" w:cs="Arial"/>
+                <w:rFonts w:ascii="Arial" w:hAnsi="Arial" w:cs="Arial" w:eastAsia="Arial"/>
                 <w:b/>
                 <w:sz w:val="21"/>
                 <w:szCs w:val="21"/>
@@ -980,7 +980,7 @@
             </w:pPr>
             <w:r>
               <w:rPr>
-                <w:rFonts w:ascii="Arial" w:eastAsia="Arial" w:hAnsi="Arial" w:cs="Arial"/>
+                <w:rFonts w:ascii="Arial" w:hAnsi="Arial" w:cs="Arial" w:eastAsia="Arial"/>
                 <w:sz w:val="21"/>
                 <w:szCs w:val="21"/>
               </w:rPr>
@@ -1013,7 +1013,7 @@
             </w:pPr>
             <w:r>
               <w:rPr>
-                <w:rFonts w:ascii="Arial" w:eastAsia="Arial" w:hAnsi="Arial" w:cs="Arial"/>
+                <w:rFonts w:ascii="Arial" w:hAnsi="Arial" w:cs="Arial" w:eastAsia="Arial"/>
                 <w:b/>
                 <w:sz w:val="21"/>
                 <w:szCs w:val="21"/>
@@ -1041,7 +1041,7 @@
             </w:pPr>
             <w:r>
               <w:rPr>
-                <w:rFonts w:ascii="Arial" w:eastAsia="Arial" w:hAnsi="Arial" w:cs="Arial"/>
+                <w:rFonts w:ascii="Arial" w:hAnsi="Arial" w:cs="Arial" w:eastAsia="Arial"/>
                 <w:sz w:val="21"/>
                 <w:szCs w:val="21"/>
               </w:rPr>
@@ -1066,10 +1066,10 @@
   <w:docDefaults>
     <w:rPrDefault>
       <w:rPr>
-        <w:rFonts w:asciiTheme="minorHAnsi" w:eastAsiaTheme="minorEastAsia" w:hAnsiTheme="minorHAnsi" w:cstheme="minorBidi"/>
+        <w:rFonts w:ascii="Arial" w:hAnsi="Arial" w:cs="Arial" w:eastAsia="Arial"/>
         <w:kern w:val="2"/>
-        <w:sz w:val="24"/>
-        <w:szCs w:val="24"/>
+        <w:sz w:val="21"/>
+        <w:szCs w:val="21"/>
         <w:lang w:val="en-IN" w:eastAsia="en-IN" w:bidi="ar-SA"/>
         <w14:ligatures w14:val="standardContextual"/>
       </w:rPr>
@@ -1465,9 +1465,9 @@
       <w:spacing w:line="259" w:lineRule="auto"/>
     </w:pPr>
     <w:rPr>
-      <w:rFonts w:ascii="Calibri" w:eastAsia="Calibri" w:hAnsi="Calibri" w:cs="Calibri"/>
+      <w:rFonts w:ascii="Arial" w:hAnsi="Arial" w:cs="Arial" w:eastAsia="Arial"/>
       <w:color w:val="000000"/>
-      <w:sz w:val="22"/>
+      <w:sz w:val="21"/>
     </w:rPr>
   </w:style>
   <w:style w:type="character" w:default="1" w:styleId="DefaultParagraphFont">
